--- a/工业机器人健康状态监测系统 需求规格说明书.docx
+++ b/工业机器人健康状态监测系统 需求规格说明书.docx
@@ -14,12 +14,7 @@
       <w:bookmarkStart w:id="0" w:name="_Toc15165"/>
       <w:bookmarkStart w:id="1" w:name="_Toc18922"/>
       <w:r>
-        <w:t>工业机器人健康状态监测系统 需求规格说明</w:t>
-      </w:r>
-      <w:bookmarkStart w:id="47" w:name="_GoBack"/>
-      <w:bookmarkEnd w:id="47"/>
-      <w:r>
-        <w:t>书</w:t>
+        <w:t>工业机器人健康状态监测系统 需求规格说明书</w:t>
       </w:r>
       <w:bookmarkEnd w:id="0"/>
       <w:bookmarkEnd w:id="1"/>
@@ -2544,8 +2539,8 @@
         <w:suppressLineNumbers w:val="0"/>
         <w:outlineLvl w:val="0"/>
       </w:pPr>
-      <w:bookmarkStart w:id="2" w:name="_Toc5678"/>
-      <w:bookmarkStart w:id="3" w:name="_Toc15839"/>
+      <w:bookmarkStart w:id="2" w:name="_Toc15839"/>
+      <w:bookmarkStart w:id="3" w:name="_Toc5678"/>
       <w:r>
         <w:t>1 引言</w:t>
       </w:r>
@@ -3065,10 +3060,10 @@
         </w:tblCellMar>
       </w:tblPr>
       <w:tblGrid>
-        <w:gridCol w:w="818"/>
-        <w:gridCol w:w="3580"/>
-        <w:gridCol w:w="2371"/>
-        <w:gridCol w:w="1687"/>
+        <w:gridCol w:w="814"/>
+        <w:gridCol w:w="3556"/>
+        <w:gridCol w:w="2358"/>
+        <w:gridCol w:w="1678"/>
       </w:tblGrid>
       <w:tr>
         <w:tblPrEx>
@@ -3080,6 +3075,7 @@
             <w:insideH w:val="none" w:color="auto" w:sz="0" w:space="0"/>
             <w:insideV w:val="none" w:color="auto" w:sz="0" w:space="0"/>
           </w:tblBorders>
+          <w:shd w:val="clear" w:color="auto" w:fill="auto"/>
           <w:tblCellMar>
             <w:top w:w="15" w:type="dxa"/>
             <w:left w:w="15" w:type="dxa"/>
@@ -3254,7 +3250,6 @@
             <w:insideH w:val="none" w:color="auto" w:sz="0" w:space="0"/>
             <w:insideV w:val="none" w:color="auto" w:sz="0" w:space="0"/>
           </w:tblBorders>
-          <w:shd w:val="clear" w:color="auto" w:fill="auto"/>
           <w:tblCellMar>
             <w:top w:w="15" w:type="dxa"/>
             <w:left w:w="15" w:type="dxa"/>
@@ -3553,6 +3548,7 @@
             <w:insideH w:val="none" w:color="auto" w:sz="0" w:space="0"/>
             <w:insideV w:val="none" w:color="auto" w:sz="0" w:space="0"/>
           </w:tblBorders>
+          <w:shd w:val="clear" w:color="auto" w:fill="auto"/>
           <w:tblCellMar>
             <w:top w:w="15" w:type="dxa"/>
             <w:left w:w="15" w:type="dxa"/>
@@ -3702,7 +3698,6 @@
             <w:insideH w:val="none" w:color="auto" w:sz="0" w:space="0"/>
             <w:insideV w:val="none" w:color="auto" w:sz="0" w:space="0"/>
           </w:tblBorders>
-          <w:shd w:val="clear" w:color="auto" w:fill="auto"/>
           <w:tblCellMar>
             <w:top w:w="15" w:type="dxa"/>
             <w:left w:w="15" w:type="dxa"/>
@@ -4046,10 +4041,10 @@
         </w:tblCellMar>
       </w:tblPr>
       <w:tblGrid>
-        <w:gridCol w:w="1155"/>
-        <w:gridCol w:w="2435"/>
-        <w:gridCol w:w="2206"/>
-        <w:gridCol w:w="2630"/>
+        <w:gridCol w:w="1153"/>
+        <w:gridCol w:w="2429"/>
+        <w:gridCol w:w="2202"/>
+        <w:gridCol w:w="2622"/>
       </w:tblGrid>
       <w:tr>
         <w:tblPrEx>
@@ -4061,6 +4056,7 @@
             <w:insideH w:val="none" w:color="auto" w:sz="0" w:space="0"/>
             <w:insideV w:val="none" w:color="auto" w:sz="0" w:space="0"/>
           </w:tblBorders>
+          <w:shd w:val="clear" w:color="auto" w:fill="auto"/>
           <w:tblCellMar>
             <w:top w:w="15" w:type="dxa"/>
             <w:left w:w="15" w:type="dxa"/>
@@ -4235,6 +4231,7 @@
             <w:insideH w:val="none" w:color="auto" w:sz="0" w:space="0"/>
             <w:insideV w:val="none" w:color="auto" w:sz="0" w:space="0"/>
           </w:tblBorders>
+          <w:shd w:val="clear" w:color="auto" w:fill="auto"/>
           <w:tblCellMar>
             <w:top w:w="15" w:type="dxa"/>
             <w:left w:w="15" w:type="dxa"/>
@@ -4384,6 +4381,7 @@
             <w:insideH w:val="none" w:color="auto" w:sz="0" w:space="0"/>
             <w:insideV w:val="none" w:color="auto" w:sz="0" w:space="0"/>
           </w:tblBorders>
+          <w:shd w:val="clear" w:color="auto" w:fill="auto"/>
           <w:tblCellMar>
             <w:top w:w="15" w:type="dxa"/>
             <w:left w:w="15" w:type="dxa"/>
@@ -4533,7 +4531,6 @@
             <w:insideH w:val="none" w:color="auto" w:sz="0" w:space="0"/>
             <w:insideV w:val="none" w:color="auto" w:sz="0" w:space="0"/>
           </w:tblBorders>
-          <w:shd w:val="clear" w:color="auto" w:fill="auto"/>
           <w:tblCellMar>
             <w:top w:w="15" w:type="dxa"/>
             <w:left w:w="15" w:type="dxa"/>
@@ -5071,8 +5068,8 @@
         <w:suppressLineNumbers w:val="0"/>
         <w:outlineLvl w:val="0"/>
       </w:pPr>
-      <w:bookmarkStart w:id="25" w:name="_Toc22102"/>
-      <w:bookmarkStart w:id="26" w:name="_Toc32059"/>
+      <w:bookmarkStart w:id="25" w:name="_Toc32059"/>
+      <w:bookmarkStart w:id="26" w:name="_Toc22102"/>
       <w:r>
         <w:t>5 数据需求</w:t>
       </w:r>
@@ -5230,6 +5227,7 @@
             <w:insideH w:val="none" w:color="auto" w:sz="0" w:space="0"/>
             <w:insideV w:val="none" w:color="auto" w:sz="0" w:space="0"/>
           </w:tblBorders>
+          <w:shd w:val="clear" w:color="auto" w:fill="auto"/>
           <w:tblCellMar>
             <w:top w:w="15" w:type="dxa"/>
             <w:left w:w="15" w:type="dxa"/>
@@ -5315,6 +5313,7 @@
             <w:insideH w:val="none" w:color="auto" w:sz="0" w:space="0"/>
             <w:insideV w:val="none" w:color="auto" w:sz="0" w:space="0"/>
           </w:tblBorders>
+          <w:shd w:val="clear" w:color="auto" w:fill="auto"/>
           <w:tblCellMar>
             <w:top w:w="15" w:type="dxa"/>
             <w:left w:w="15" w:type="dxa"/>
@@ -5486,6 +5485,7 @@
             <w:insideH w:val="none" w:color="auto" w:sz="0" w:space="0"/>
             <w:insideV w:val="none" w:color="auto" w:sz="0" w:space="0"/>
           </w:tblBorders>
+          <w:shd w:val="clear" w:color="auto" w:fill="auto"/>
           <w:tblCellMar>
             <w:top w:w="15" w:type="dxa"/>
             <w:left w:w="15" w:type="dxa"/>
@@ -5752,7 +5752,6 @@
             <w:insideH w:val="none" w:color="auto" w:sz="0" w:space="0"/>
             <w:insideV w:val="none" w:color="auto" w:sz="0" w:space="0"/>
           </w:tblBorders>
-          <w:shd w:val="clear" w:color="auto" w:fill="auto"/>
           <w:tblCellMar>
             <w:top w:w="15" w:type="dxa"/>
             <w:left w:w="15" w:type="dxa"/>
@@ -5870,7 +5869,6 @@
             <w:insideH w:val="none" w:color="auto" w:sz="0" w:space="0"/>
             <w:insideV w:val="none" w:color="auto" w:sz="0" w:space="0"/>
           </w:tblBorders>
-          <w:shd w:val="clear" w:color="auto" w:fill="auto"/>
           <w:tblCellMar>
             <w:top w:w="15" w:type="dxa"/>
             <w:left w:w="15" w:type="dxa"/>
@@ -6533,6 +6531,8 @@
               </w:rPr>
               <w:t>list</w:t>
             </w:r>
+            <w:bookmarkStart w:id="47" w:name="_GoBack"/>
+            <w:bookmarkEnd w:id="47"/>
           </w:p>
         </w:tc>
         <w:tc>
@@ -6688,8 +6688,8 @@
         <w:suppressLineNumbers w:val="0"/>
         <w:outlineLvl w:val="0"/>
       </w:pPr>
-      <w:bookmarkStart w:id="30" w:name="_Toc28777"/>
-      <w:bookmarkStart w:id="31" w:name="_Toc3566"/>
+      <w:bookmarkStart w:id="30" w:name="_Toc3566"/>
+      <w:bookmarkStart w:id="31" w:name="_Toc28777"/>
       <w:r>
         <w:t>6 接口需求</w:t>
       </w:r>
@@ -6736,7 +6736,6 @@
       </w:tblPr>
       <w:tblGrid>
         <w:gridCol w:w="1055"/>
-        <w:gridCol w:w="1044"/>
         <w:gridCol w:w="4655"/>
       </w:tblGrid>
       <w:tr>
@@ -6749,6 +6748,7 @@
             <w:insideH w:val="single" w:color="auto" w:sz="4" w:space="0"/>
             <w:insideV w:val="single" w:color="auto" w:sz="4" w:space="0"/>
           </w:tblBorders>
+          <w:shd w:val="clear" w:color="auto" w:fill="auto"/>
           <w:tblCellMar>
             <w:top w:w="15" w:type="dxa"/>
             <w:left w:w="15" w:type="dxa"/>
@@ -6789,38 +6789,6 @@
                 <w:lang w:val="en-US" w:eastAsia="zh-CN" w:bidi="ar"/>
               </w:rPr>
               <w:t>路径</w:t>
-            </w:r>
-          </w:p>
-        </w:tc>
-        <w:tc>
-          <w:tcPr>
-            <w:tcW w:w="0" w:type="auto"/>
-            <w:shd w:val="clear" w:color="auto" w:fill="auto"/>
-            <w:vAlign w:val="center"/>
-          </w:tcPr>
-          <w:p>
-            <w:pPr>
-              <w:keepNext w:val="0"/>
-              <w:keepLines w:val="0"/>
-              <w:widowControl/>
-              <w:suppressLineNumbers w:val="0"/>
-              <w:jc w:val="center"/>
-              <w:rPr>
-                <w:b/>
-                <w:bCs/>
-              </w:rPr>
-            </w:pPr>
-            <w:r>
-              <w:rPr>
-                <w:rFonts w:ascii="宋体" w:hAnsi="宋体" w:eastAsia="宋体" w:cs="宋体"/>
-                <w:b/>
-                <w:bCs/>
-                <w:kern w:val="0"/>
-                <w:sz w:val="24"/>
-                <w:szCs w:val="24"/>
-                <w:lang w:val="en-US" w:eastAsia="zh-CN" w:bidi="ar"/>
-              </w:rPr>
-              <w:t>请求方法</w:t>
             </w:r>
           </w:p>
         </w:tc>
@@ -6926,32 +6894,6 @@
                 <w:szCs w:val="24"/>
                 <w:lang w:val="en-US" w:eastAsia="zh-CN" w:bidi="ar"/>
               </w:rPr>
-              <w:t>GET</w:t>
-            </w:r>
-          </w:p>
-        </w:tc>
-        <w:tc>
-          <w:tcPr>
-            <w:tcW w:w="0" w:type="auto"/>
-            <w:shd w:val="clear" w:color="auto" w:fill="auto"/>
-            <w:vAlign w:val="center"/>
-          </w:tcPr>
-          <w:p>
-            <w:pPr>
-              <w:keepNext w:val="0"/>
-              <w:keepLines w:val="0"/>
-              <w:widowControl/>
-              <w:suppressLineNumbers w:val="0"/>
-              <w:jc w:val="left"/>
-            </w:pPr>
-            <w:r>
-              <w:rPr>
-                <w:rFonts w:ascii="宋体" w:hAnsi="宋体" w:eastAsia="宋体" w:cs="宋体"/>
-                <w:kern w:val="0"/>
-                <w:sz w:val="24"/>
-                <w:szCs w:val="24"/>
-                <w:lang w:val="en-US" w:eastAsia="zh-CN" w:bidi="ar"/>
-              </w:rPr>
               <w:t>根路径，默认跳转至数据输入页面</w:t>
             </w:r>
           </w:p>
@@ -7001,32 +6943,6 @@
                 <w:lang w:val="en-US" w:eastAsia="zh-CN" w:bidi="ar"/>
               </w:rPr>
               <w:t>/input</w:t>
-            </w:r>
-          </w:p>
-        </w:tc>
-        <w:tc>
-          <w:tcPr>
-            <w:tcW w:w="0" w:type="auto"/>
-            <w:shd w:val="clear" w:color="auto" w:fill="auto"/>
-            <w:vAlign w:val="center"/>
-          </w:tcPr>
-          <w:p>
-            <w:pPr>
-              <w:keepNext w:val="0"/>
-              <w:keepLines w:val="0"/>
-              <w:widowControl/>
-              <w:suppressLineNumbers w:val="0"/>
-              <w:jc w:val="left"/>
-            </w:pPr>
-            <w:r>
-              <w:rPr>
-                <w:rFonts w:ascii="宋体" w:hAnsi="宋体" w:eastAsia="宋体" w:cs="宋体"/>
-                <w:kern w:val="0"/>
-                <w:sz w:val="24"/>
-                <w:szCs w:val="24"/>
-                <w:lang w:val="en-US" w:eastAsia="zh-CN" w:bidi="ar"/>
-              </w:rPr>
-              <w:t>GET</w:t>
             </w:r>
           </w:p>
         </w:tc>
@@ -7126,32 +7042,6 @@
                 <w:szCs w:val="24"/>
                 <w:lang w:val="en-US" w:eastAsia="zh-CN" w:bidi="ar"/>
               </w:rPr>
-              <w:t>POST</w:t>
-            </w:r>
-          </w:p>
-        </w:tc>
-        <w:tc>
-          <w:tcPr>
-            <w:tcW w:w="0" w:type="auto"/>
-            <w:shd w:val="clear" w:color="auto" w:fill="auto"/>
-            <w:vAlign w:val="center"/>
-          </w:tcPr>
-          <w:p>
-            <w:pPr>
-              <w:keepNext w:val="0"/>
-              <w:keepLines w:val="0"/>
-              <w:widowControl/>
-              <w:suppressLineNumbers w:val="0"/>
-              <w:jc w:val="left"/>
-            </w:pPr>
-            <w:r>
-              <w:rPr>
-                <w:rFonts w:ascii="宋体" w:hAnsi="宋体" w:eastAsia="宋体" w:cs="宋体"/>
-                <w:kern w:val="0"/>
-                <w:sz w:val="24"/>
-                <w:szCs w:val="24"/>
-                <w:lang w:val="en-US" w:eastAsia="zh-CN" w:bidi="ar"/>
-              </w:rPr>
               <w:t>提交传感器数据，执行检测并返回结果页面</w:t>
             </w:r>
           </w:p>
@@ -7297,8 +7187,8 @@
         <w:suppressLineNumbers w:val="0"/>
         <w:outlineLvl w:val="0"/>
       </w:pPr>
-      <w:bookmarkStart w:id="34" w:name="_Toc31749"/>
-      <w:bookmarkStart w:id="35" w:name="_Toc1386"/>
+      <w:bookmarkStart w:id="34" w:name="_Toc1386"/>
+      <w:bookmarkStart w:id="35" w:name="_Toc31749"/>
       <w:r>
         <w:t>7 运行环境</w:t>
       </w:r>
@@ -7463,8 +7353,8 @@
         <w:suppressLineNumbers w:val="0"/>
         <w:outlineLvl w:val="0"/>
       </w:pPr>
-      <w:bookmarkStart w:id="38" w:name="_Toc5094"/>
-      <w:bookmarkStart w:id="39" w:name="_Toc22460"/>
+      <w:bookmarkStart w:id="38" w:name="_Toc22460"/>
+      <w:bookmarkStart w:id="39" w:name="_Toc5094"/>
       <w:r>
         <w:t>8 验收标准</w:t>
       </w:r>
